--- a/EE - SERIES/chapters/Book3/template_book3.docx
+++ b/EE - SERIES/chapters/Book3/template_book3.docx
@@ -5012,7 +5012,7 @@
           <w:color w:val="000000"/>
           <w:sz w:val="22"/>
         </w:rPr>
-        <w:t xml:space="preserve">The optimum source resistance rπ/√β can be moved by choosing the collector current. Lowering IC raises en and lowers in in proportion, so high-impedance sources call for low-current input stages and low-impedance sources such as moving-coil microphones or strain-gauge bridges call for high-current ones, sometimes several transistors in parallel to lower rb as well.</w:t>
+        <w:t xml:space="preserve">The optimum source resistance rπ/√β can be moved by choosing the collector current. Lowering IC raises en and lowers in, in proportion, so high-impedance sources call for low-current input stages and low-impedance sources such as moving-coil microphones or strain-gauge bridges call for high-current ones, sometimes several transistors in parallel to lower rb as well.</w:t>
       </w:r>
     </w:p>
     <w:p>
